--- a/courseware/LG-Business Innovation with IoT.docx
+++ b/courseware/LG-Business Innovation with IoT.docx
@@ -179,7 +179,7 @@
           <w:color w:val="1F6FEB"/>
           <w:sz w:val="24"/>
         </w:rPr>
-        <w:t>Version 10.0</w:t>
+        <w:t>Version 10.1</w:t>
       </w:r>
     </w:p>
     <w:p>
@@ -399,6 +399,64 @@
           </w:p>
         </w:tc>
       </w:tr>
+      <w:tr>
+        <w:tc>
+          <w:tcPr>
+            <w:tcW w:type="dxa" w:w="2160"/>
+          </w:tcPr>
+          <w:p>
+            <w:r/>
+            <w:r>
+              <w:rPr>
+                <w:sz w:val="19"/>
+              </w:rPr>
+              <w:t>10.1</w:t>
+            </w:r>
+          </w:p>
+        </w:tc>
+        <w:tc>
+          <w:tcPr>
+            <w:tcW w:type="dxa" w:w="2160"/>
+          </w:tcPr>
+          <w:p>
+            <w:r/>
+            <w:r>
+              <w:rPr>
+                <w:sz w:val="19"/>
+              </w:rPr>
+              <w:t>11 August 2026</w:t>
+            </w:r>
+          </w:p>
+        </w:tc>
+        <w:tc>
+          <w:tcPr>
+            <w:tcW w:type="dxa" w:w="2160"/>
+          </w:tcPr>
+          <w:p>
+            <w:r/>
+            <w:r>
+              <w:rPr>
+                <w:sz w:val="19"/>
+              </w:rPr>
+              <w:t>Each lab is now a self-contained folder (labs/lab-NN/) holding its instructions plus runnable Python scripts built on the official iotflow client, so learners can repeat every lab after the course. Updated the standalone-copy references in each lab section to the new paths.</w:t>
+            </w:r>
+          </w:p>
+        </w:tc>
+        <w:tc>
+          <w:tcPr>
+            <w:tcW w:type="dxa" w:w="2160"/>
+          </w:tcPr>
+          <w:p>
+            <w:r/>
+            <w:r>
+              <w:rPr>
+                <w:sz w:val="19"/>
+              </w:rPr>
+              <w:t>Dr. Alfred Ang</w:t>
+            </w:r>
+          </w:p>
+        </w:tc>
+      </w:tr>
     </w:tbl>
     <w:p>
       <w:r>
@@ -1810,7 +1868,7 @@
         <w:rPr>
           <w:sz w:val="20"/>
         </w:rPr>
-        <w:t>A standalone copy of this lab is in labs/lab-01-*.md so you can repeat it after the course. Your IoTFlow project stays available to you.</w:t>
+        <w:t>A standalone copy of this lab is in labs/lab-01/README.md, with runnable Python scripts beside it, so you can repeat it after the course. Your IoTFlow project stays available to you.</w:t>
       </w:r>
     </w:p>
     <w:p/>
@@ -2224,7 +2282,7 @@
         <w:rPr>
           <w:sz w:val="20"/>
         </w:rPr>
-        <w:t>A standalone copy of this lab is in labs/lab-02-*.md so you can repeat it after the course. Your IoTFlow project stays available to you.</w:t>
+        <w:t>A standalone copy of this lab is in labs/lab-02/README.md, with runnable Python scripts beside it, so you can repeat it after the course. Your IoTFlow project stays available to you.</w:t>
       </w:r>
     </w:p>
     <w:p/>
@@ -2636,7 +2694,7 @@
         <w:rPr>
           <w:sz w:val="20"/>
         </w:rPr>
-        <w:t>A standalone copy of this lab is in labs/lab-03-*.md so you can repeat it after the course. Your IoTFlow project stays available to you.</w:t>
+        <w:t>A standalone copy of this lab is in labs/lab-03/README.md, with runnable Python scripts beside it, so you can repeat it after the course. Your IoTFlow project stays available to you.</w:t>
       </w:r>
     </w:p>
     <w:p/>
@@ -2887,7 +2945,7 @@
         <w:rPr>
           <w:sz w:val="20"/>
         </w:rPr>
-        <w:t>A standalone copy of this lab is in labs/lab-04-*.md so you can repeat it after the course. Your IoTFlow project stays available to you.</w:t>
+        <w:t>A standalone copy of this lab is in labs/lab-04/README.md, with runnable Python scripts beside it, so you can repeat it after the course. Your IoTFlow project stays available to you.</w:t>
       </w:r>
     </w:p>
     <w:p/>
